--- a/1. Software y Hardware/1.2 Elaboración/1.2.8 SRICA_028_000 - Diagrama de Despliegue.docx
+++ b/1. Software y Hardware/1.2 Elaboración/1.2.8 SRICA_028_000 - Diagrama de Despliegue.docx
@@ -1,6 +1,6 @@
 
 <file path=word/document.xml><?xml version="1.0" encoding="utf-8"?>
-<w:document xmlns:wpc="http://schemas.microsoft.com/office/word/2010/wordprocessingCanvas" xmlns:cx="http://schemas.microsoft.com/office/drawing/2014/chartex" xmlns:cx1="http://schemas.microsoft.com/office/drawing/2015/9/8/chartex" xmlns:cx2="http://schemas.microsoft.com/office/drawing/2015/10/21/chartex" xmlns:cx3="http://schemas.microsoft.com/office/drawing/2016/5/9/chartex" xmlns:cx4="http://schemas.microsoft.com/office/drawing/2016/5/10/chartex" xmlns:cx5="http://schemas.microsoft.com/office/drawing/2016/5/11/chartex" xmlns:cx6="http://schemas.microsoft.com/office/drawing/2016/5/12/chartex" xmlns:cx7="http://schemas.microsoft.com/office/drawing/2016/5/13/chartex" xmlns:cx8="http://schemas.microsoft.com/office/drawing/2016/5/14/chartex" xmlns:mc="http://schemas.openxmlformats.org/markup-compatibility/2006" xmlns:aink="http://schemas.microsoft.com/office/drawing/2016/ink" xmlns:am3d="http://schemas.microsoft.com/office/drawing/2017/model3d" xmlns:o="urn:schemas-microsoft-com:office:office" xmlns:r="http://schemas.openxmlformats.org/officeDocument/2006/relationships" xmlns:m="http://schemas.openxmlformats.org/officeDocument/2006/math" xmlns:v="urn:schemas-microsoft-com:vml" xmlns:wp14="http://schemas.microsoft.com/office/word/2010/wordprocessingDrawing" xmlns:wp="http://schemas.openxmlformats.org/drawingml/2006/wordprocessingDrawing" xmlns:w10="urn:schemas-microsoft-com:office:word" xmlns:w="http://schemas.openxmlformats.org/wordprocessingml/2006/main" xmlns:w14="http://schemas.microsoft.com/office/word/2010/wordml" xmlns:w15="http://schemas.microsoft.com/office/word/2012/wordml" xmlns:w16cex="http://schemas.microsoft.com/office/word/2018/wordml/cex" xmlns:w16cid="http://schemas.microsoft.com/office/word/2016/wordml/cid" xmlns:w16="http://schemas.microsoft.com/office/word/2018/wordml" xmlns:w16se="http://schemas.microsoft.com/office/word/2015/wordml/symex" xmlns:wpg="http://schemas.microsoft.com/office/word/2010/wordprocessingGroup" xmlns:wpi="http://schemas.microsoft.com/office/word/2010/wordprocessingInk" xmlns:wne="http://schemas.microsoft.com/office/word/2006/wordml" xmlns:wps="http://schemas.microsoft.com/office/word/2010/wordprocessingShape" mc:Ignorable="w14 w15 w16se w16cid w16 w16cex wp14">
+<w:document xmlns:wpc="http://schemas.microsoft.com/office/word/2010/wordprocessingCanvas" xmlns:cx="http://schemas.microsoft.com/office/drawing/2014/chartex" xmlns:cx1="http://schemas.microsoft.com/office/drawing/2015/9/8/chartex" xmlns:cx2="http://schemas.microsoft.com/office/drawing/2015/10/21/chartex" xmlns:cx3="http://schemas.microsoft.com/office/drawing/2016/5/9/chartex" xmlns:cx4="http://schemas.microsoft.com/office/drawing/2016/5/10/chartex" xmlns:cx5="http://schemas.microsoft.com/office/drawing/2016/5/11/chartex" xmlns:cx6="http://schemas.microsoft.com/office/drawing/2016/5/12/chartex" xmlns:cx7="http://schemas.microsoft.com/office/drawing/2016/5/13/chartex" xmlns:cx8="http://schemas.microsoft.com/office/drawing/2016/5/14/chartex" xmlns:mc="http://schemas.openxmlformats.org/markup-compatibility/2006" xmlns:aink="http://schemas.microsoft.com/office/drawing/2016/ink" xmlns:am3d="http://schemas.microsoft.com/office/drawing/2017/model3d" xmlns:o="urn:schemas-microsoft-com:office:office" xmlns:r="http://schemas.openxmlformats.org/officeDocument/2006/relationships" xmlns:m="http://schemas.openxmlformats.org/officeDocument/2006/math" xmlns:v="urn:schemas-microsoft-com:vml" xmlns:wp14="http://schemas.microsoft.com/office/word/2010/wordprocessingDrawing" xmlns:wp="http://schemas.openxmlformats.org/drawingml/2006/wordprocessingDrawing" xmlns:w10="urn:schemas-microsoft-com:office:word" xmlns:w="http://schemas.openxmlformats.org/wordprocessingml/2006/main" xmlns:w14="http://schemas.microsoft.com/office/word/2010/wordml" xmlns:w15="http://schemas.microsoft.com/office/word/2012/wordml" xmlns:w16cex="http://schemas.microsoft.com/office/word/2018/wordml/cex" xmlns:w16cid="http://schemas.microsoft.com/office/word/2016/wordml/cid" xmlns:w16="http://schemas.microsoft.com/office/word/2018/wordml" xmlns:w16sdtdh="http://schemas.microsoft.com/office/word/2020/wordml/sdtdatahash" xmlns:w16se="http://schemas.microsoft.com/office/word/2015/wordml/symex" xmlns:wpg="http://schemas.microsoft.com/office/word/2010/wordprocessingGroup" xmlns:wpi="http://schemas.microsoft.com/office/word/2010/wordprocessingInk" xmlns:wne="http://schemas.microsoft.com/office/word/2006/wordml" xmlns:wps="http://schemas.microsoft.com/office/word/2010/wordprocessingShape" mc:Ignorable="w14 w15 w16se w16cid w16 w16cex w16sdtdh wp14">
   <w:body>
     <w:p>
       <w:pPr>
@@ -163,7 +163,25 @@
           <w:sz w:val="32"/>
           <w:szCs w:val="32"/>
         </w:rPr>
-        <w:t>Uso de Sistema de Reconocimiento de Iris basado en Deep Learning para la identificación humana en el control de acceso al área de Tesorería del Gobierno Regional de Tacna – Tacna 2020</w:t>
+        <w:t xml:space="preserve">Uso de Sistema de Reconocimiento de Iris basado en Deep </w:t>
+      </w:r>
+      <w:proofErr w:type="spellStart"/>
+      <w:r>
+        <w:rPr>
+          <w:rFonts w:ascii="Arial" w:hAnsi="Arial" w:cs="Arial"/>
+          <w:sz w:val="32"/>
+          <w:szCs w:val="32"/>
+        </w:rPr>
+        <w:t>Learning</w:t>
+      </w:r>
+      <w:proofErr w:type="spellEnd"/>
+      <w:r>
+        <w:rPr>
+          <w:rFonts w:ascii="Arial" w:hAnsi="Arial" w:cs="Arial"/>
+          <w:sz w:val="32"/>
+          <w:szCs w:val="32"/>
+        </w:rPr>
+        <w:t xml:space="preserve"> para la identificación humana en el control de acceso al área de Tesorería del Gobierno Regional de Tacna – Tacna 2020</w:t>
       </w:r>
       <w:r>
         <w:rPr>
@@ -590,7 +608,21 @@
               <w:rPr>
                 <w:rFonts w:ascii="Arial" w:hAnsi="Arial" w:cs="Arial"/>
               </w:rPr>
-              <w:t>Uso de Sistema de Reconocimiento de Iris basado en Deep Learning para la identificación humana en el control de acceso al área de Tesorería del Gobierno Regional de Tacna – Tacna 2020</w:t>
+              <w:t xml:space="preserve">Uso de Sistema de Reconocimiento de Iris basado en Deep </w:t>
+            </w:r>
+            <w:proofErr w:type="spellStart"/>
+            <w:r>
+              <w:rPr>
+                <w:rFonts w:ascii="Arial" w:hAnsi="Arial" w:cs="Arial"/>
+              </w:rPr>
+              <w:t>Learning</w:t>
+            </w:r>
+            <w:proofErr w:type="spellEnd"/>
+            <w:r>
+              <w:rPr>
+                <w:rFonts w:ascii="Arial" w:hAnsi="Arial" w:cs="Arial"/>
+              </w:rPr>
+              <w:t xml:space="preserve"> para la identificación humana en el control de acceso al área de Tesorería del Gobierno Regional de Tacna – Tacna 2020</w:t>
             </w:r>
             <w:r>
               <w:rPr>
@@ -695,7 +727,7 @@
         </w:rPr>
       </w:pPr>
       <w:r>
-        <w:object w:dxaOrig="24877" w:dyaOrig="15338" w14:anchorId="05910096">
+        <w:object w:dxaOrig="16170" w:dyaOrig="8606" w14:anchorId="5945304C">
           <v:shapetype id="_x0000_t75" coordsize="21600,21600" o:spt="75" o:preferrelative="t" path="m@4@5l@4@11@9@11@9@5xe" filled="f" stroked="f">
             <v:stroke joinstyle="miter"/>
             <v:formulas>
@@ -715,10 +747,10 @@
             <v:path o:extrusionok="f" gradientshapeok="t" o:connecttype="rect"/>
             <o:lock v:ext="edit" aspectratio="t"/>
           </v:shapetype>
-          <v:shape id="_x0000_i1027" type="#_x0000_t75" style="width:665.2pt;height:410.5pt" o:ole="">
+          <v:shape id="_x0000_i1027" type="#_x0000_t75" style="width:699.6pt;height:372.25pt" o:ole="">
             <v:imagedata r:id="rId4" o:title=""/>
           </v:shape>
-          <o:OLEObject Type="Embed" ProgID="Visio.Drawing.15" ShapeID="_x0000_i1027" DrawAspect="Content" ObjectID="_1676146359" r:id="rId5"/>
+          <o:OLEObject Type="Embed" ProgID="Visio.Drawing.15" ShapeID="_x0000_i1027" DrawAspect="Content" ObjectID="_1703862683" r:id="rId5"/>
         </w:object>
       </w:r>
     </w:p>
@@ -733,7 +765,7 @@
 </file>
 
 <file path=word/styles.xml><?xml version="1.0" encoding="utf-8"?>
-<w:styles xmlns:mc="http://schemas.openxmlformats.org/markup-compatibility/2006" xmlns:r="http://schemas.openxmlformats.org/officeDocument/2006/relationships" xmlns:w="http://schemas.openxmlformats.org/wordprocessingml/2006/main" xmlns:w14="http://schemas.microsoft.com/office/word/2010/wordml" xmlns:w15="http://schemas.microsoft.com/office/word/2012/wordml" xmlns:w16cex="http://schemas.microsoft.com/office/word/2018/wordml/cex" xmlns:w16cid="http://schemas.microsoft.com/office/word/2016/wordml/cid" xmlns:w16="http://schemas.microsoft.com/office/word/2018/wordml" xmlns:w16se="http://schemas.microsoft.com/office/word/2015/wordml/symex" mc:Ignorable="w14 w15 w16se w16cid w16 w16cex">
+<w:styles xmlns:mc="http://schemas.openxmlformats.org/markup-compatibility/2006" xmlns:r="http://schemas.openxmlformats.org/officeDocument/2006/relationships" xmlns:w="http://schemas.openxmlformats.org/wordprocessingml/2006/main" xmlns:w14="http://schemas.microsoft.com/office/word/2010/wordml" xmlns:w15="http://schemas.microsoft.com/office/word/2012/wordml" xmlns:w16cex="http://schemas.microsoft.com/office/word/2018/wordml/cex" xmlns:w16cid="http://schemas.microsoft.com/office/word/2016/wordml/cid" xmlns:w16="http://schemas.microsoft.com/office/word/2018/wordml" xmlns:w16sdtdh="http://schemas.microsoft.com/office/word/2020/wordml/sdtdatahash" xmlns:w16se="http://schemas.microsoft.com/office/word/2015/wordml/symex" mc:Ignorable="w14 w15 w16se w16cid w16 w16cex w16sdtdh">
   <w:docDefaults>
     <w:rPrDefault>
       <w:rPr>

--- a/1. Software y Hardware/1.2 Elaboración/1.2.8 SRICA_028_000 - Diagrama de Despliegue.docx
+++ b/1. Software y Hardware/1.2 Elaboración/1.2.8 SRICA_028_000 - Diagrama de Despliegue.docx
@@ -163,25 +163,7 @@
           <w:sz w:val="32"/>
           <w:szCs w:val="32"/>
         </w:rPr>
-        <w:t xml:space="preserve">Uso de Sistema de Reconocimiento de Iris basado en Deep </w:t>
-      </w:r>
-      <w:proofErr w:type="spellStart"/>
-      <w:r>
-        <w:rPr>
-          <w:rFonts w:ascii="Arial" w:hAnsi="Arial" w:cs="Arial"/>
-          <w:sz w:val="32"/>
-          <w:szCs w:val="32"/>
-        </w:rPr>
-        <w:t>Learning</w:t>
-      </w:r>
-      <w:proofErr w:type="spellEnd"/>
-      <w:r>
-        <w:rPr>
-          <w:rFonts w:ascii="Arial" w:hAnsi="Arial" w:cs="Arial"/>
-          <w:sz w:val="32"/>
-          <w:szCs w:val="32"/>
-        </w:rPr>
-        <w:t xml:space="preserve"> para la identificación humana en el control de acceso al área de Tesorería del Gobierno Regional de Tacna – Tacna 2020</w:t>
+        <w:t>Uso de Sistema de Reconocimiento de Iris basado en Deep Learning para la identificación humana en el control de acceso al área de Tesorería del Gobierno Regional de Tacna – Tacna 2020</w:t>
       </w:r>
       <w:r>
         <w:rPr>
@@ -608,21 +590,7 @@
               <w:rPr>
                 <w:rFonts w:ascii="Arial" w:hAnsi="Arial" w:cs="Arial"/>
               </w:rPr>
-              <w:t xml:space="preserve">Uso de Sistema de Reconocimiento de Iris basado en Deep </w:t>
-            </w:r>
-            <w:proofErr w:type="spellStart"/>
-            <w:r>
-              <w:rPr>
-                <w:rFonts w:ascii="Arial" w:hAnsi="Arial" w:cs="Arial"/>
-              </w:rPr>
-              <w:t>Learning</w:t>
-            </w:r>
-            <w:proofErr w:type="spellEnd"/>
-            <w:r>
-              <w:rPr>
-                <w:rFonts w:ascii="Arial" w:hAnsi="Arial" w:cs="Arial"/>
-              </w:rPr>
-              <w:t xml:space="preserve"> para la identificación humana en el control de acceso al área de Tesorería del Gobierno Regional de Tacna – Tacna 2020</w:t>
+              <w:t>Uso de Sistema de Reconocimiento de Iris basado en Deep Learning para la identificación humana en el control de acceso al área de Tesorería del Gobierno Regional de Tacna – Tacna 2020</w:t>
             </w:r>
             <w:r>
               <w:rPr>
@@ -722,12 +690,9 @@
       <w:pPr>
         <w:spacing w:after="240" w:line="360" w:lineRule="auto"/>
         <w:jc w:val="center"/>
-        <w:rPr>
-          <w:rFonts w:ascii="Arial" w:hAnsi="Arial" w:cs="Arial"/>
-        </w:rPr>
       </w:pPr>
       <w:r>
-        <w:object w:dxaOrig="16170" w:dyaOrig="8606" w14:anchorId="5945304C">
+        <w:object w:dxaOrig="25031" w:dyaOrig="17310" w14:anchorId="2960BD3B">
           <v:shapetype id="_x0000_t75" coordsize="21600,21600" o:spt="75" o:preferrelative="t" path="m@4@5l@4@11@9@11@9@5xe" filled="f" stroked="f">
             <v:stroke joinstyle="miter"/>
             <v:formulas>
@@ -747,10 +712,27 @@
             <v:path o:extrusionok="f" gradientshapeok="t" o:connecttype="rect"/>
             <o:lock v:ext="edit" aspectratio="t"/>
           </v:shapetype>
-          <v:shape id="_x0000_i1027" type="#_x0000_t75" style="width:699.6pt;height:372.25pt" o:ole="">
+          <v:shape id="_x0000_i1028" type="#_x0000_t75" style="width:693.35pt;height:410.05pt" o:ole="">
             <v:imagedata r:id="rId4" o:title=""/>
           </v:shape>
-          <o:OLEObject Type="Embed" ProgID="Visio.Drawing.15" ShapeID="_x0000_i1027" DrawAspect="Content" ObjectID="_1703862683" r:id="rId5"/>
+          <o:OLEObject Type="Embed" ProgID="Visio.Drawing.15" ShapeID="_x0000_i1028" DrawAspect="Content" ObjectID="_1716573946" r:id="rId5"/>
+        </w:object>
+      </w:r>
+    </w:p>
+    <w:p>
+      <w:pPr>
+        <w:spacing w:after="240" w:line="360" w:lineRule="auto"/>
+        <w:jc w:val="center"/>
+        <w:rPr>
+          <w:rFonts w:ascii="Arial" w:hAnsi="Arial" w:cs="Arial"/>
+        </w:rPr>
+      </w:pPr>
+      <w:r>
+        <w:object w:dxaOrig="27090" w:dyaOrig="14437" w14:anchorId="6F5AF5A9">
+          <v:shape id="_x0000_i1026" type="#_x0000_t75" style="width:698.95pt;height:410.95pt" o:ole="">
+            <v:imagedata r:id="rId6" o:title=""/>
+          </v:shape>
+          <o:OLEObject Type="Embed" ProgID="Visio.Drawing.15" ShapeID="_x0000_i1026" DrawAspect="Content" ObjectID="_1716573947" r:id="rId7"/>
         </w:object>
       </w:r>
     </w:p>
